--- a/Оператор автоматических и полуавтоматических станков и линий станков/повышения квалификации 15474 Оператор станков/105. ПО_КПК_ФОС_Оператор станков_4_разр.docx
+++ b/Оператор автоматических и полуавтоматических станков и линий станков/повышения квалификации 15474 Оператор станков/105. ПО_КПК_ФОС_Оператор станков_4_разр.docx
@@ -1226,7 +1226,7 @@
         <w:ind w:left="0"/>
       </w:pPr>
       <w:r>
-        <w:t>14. Какой параметр шероховатости Ra соответствует чистовому точению?</w:t>
+        <w:t>14. Какой параметр шероховатости Ra соответствует получистовому точению?</w:t>
       </w:r>
     </w:p>
     <w:p>

--- a/Оператор автоматических и полуавтоматических станков и линий станков/повышения квалификации 15474 Оператор станков/105. ПО_КПК_ФОС_Оператор станков_4_разр.docx
+++ b/Оператор автоматических и полуавтоматических станков и линий станков/повышения квалификации 15474 Оператор станков/105. ПО_КПК_ФОС_Оператор станков_4_разр.docx
@@ -2208,7 +2208,7 @@
         <w:ind w:left="0"/>
       </w:pPr>
       <w:r>
-        <w:t>11. Согласно ГОСТ 25347, какая посадка образуется при соединении вала h7 с отверстием H7?</w:t>
+        <w:t>11. Согласно ГОСТ 25346, какая посадка образуется при соединении вала h7 с отверстием H7?</w:t>
       </w:r>
     </w:p>
     <w:p>
@@ -5952,7 +5952,7 @@
         <w:ind w:left="0"/>
       </w:pPr>
       <w:r>
-        <w:t>16. Согласно ГОСТ 25347, какова верхнее отклонение отверстия 50H7 (в мкм)?</w:t>
+        <w:t>16. Согласно ГОСТ 25346, какова верхнее отклонение отверстия 50H7 (в мкм)?</w:t>
       </w:r>
     </w:p>
     <w:p>
@@ -9880,7 +9880,7 @@
         <w:ind w:left="0"/>
       </w:pPr>
       <w:r>
-        <w:t>4. Согласно ГОСТ 25347, какое поле допуска соответствует основному валу в системе вала?</w:t>
+        <w:t>4. Согласно ГОСТ 25346, какое поле допуска соответствует основному валу в системе вала?</w:t>
       </w:r>
     </w:p>
     <w:p>
@@ -12528,7 +12528,7 @@
         <w:ind w:left="0"/>
       </w:pPr>
       <w:r>
-        <w:t>10. Согласно ГОСТ 25347, какому полю допуска соответствует поле d9 для вала?</w:t>
+        <w:t>10. Согласно ГОСТ 25346, какому полю допуска соответствует поле d9 для вала?</w:t>
       </w:r>
     </w:p>
     <w:p>
@@ -17083,7 +17083,7 @@
         <w:ind w:left="0"/>
       </w:pPr>
       <w:r>
-        <w:t>9. Согласно ГОСТ 25347, какому полю допуска соответствует основное отверстие (система отверстия)?</w:t>
+        <w:t>9. Согласно ГОСТ 25346, какому полю допуска соответствует основное отверстие (система отверстия)?</w:t>
       </w:r>
     </w:p>
     <w:p>

--- a/Оператор автоматических и полуавтоматических станков и линий станков/повышения квалификации 15474 Оператор станков/105. ПО_КПК_ФОС_Оператор станков_4_разр.docx
+++ b/Оператор автоматических и полуавтоматических станков и линий станков/повышения квалификации 15474 Оператор станков/105. ПО_КПК_ФОС_Оператор станков_4_разр.docx
@@ -1761,16 +1761,16 @@
         <w:ind w:left="567"/>
       </w:pPr>
       <w:r>
-        <w:t>A) Остановка линии и ручная подналадка;</w:t>
-      </w:r>
-    </w:p>
-    <w:p>
-      <w:pPr>
-        <w:spacing w:after="0" w:before="0"/>
-        <w:ind w:left="567"/>
-      </w:pPr>
-      <w:r>
-        <w:t>B) Статистическое регулирование с коррекцией на ходу;</w:t>
+        <w:t>A) Статистическое регулирование с коррекцией на ходу;</w:t>
+      </w:r>
+    </w:p>
+    <w:p>
+      <w:pPr>
+        <w:spacing w:after="0" w:before="0"/>
+        <w:ind w:left="567"/>
+      </w:pPr>
+      <w:r>
+        <w:t>B) Остановка линии и ручная подналадка;</w:t>
       </w:r>
     </w:p>
     <w:p>
@@ -1800,7 +1800,7 @@
         <w:rPr>
           <w:b/>
         </w:rPr>
-        <w:t>Правильный ответ под номером: B</w:t>
+        <w:t>Правильный ответ под номером: A</w:t>
       </w:r>
     </w:p>
     <w:p>
@@ -6592,7 +6592,7 @@
         <w:ind w:left="0"/>
       </w:pPr>
       <w:r>
-        <w:t>7. Какой документ регламентирует порядок аттестации рабочего места по условиям труда?</w:t>
+        <w:t>7. Какой документ регламентирует порядок проведения специальной оценки условий труда (СОУТ) по условиям труда?</w:t>
       </w:r>
     </w:p>
     <w:p>
@@ -6640,7 +6640,7 @@
         <w:rPr>
           <w:b/>
         </w:rPr>
-        <w:t>Правильный ответ под номером: C</w:t>
+        <w:t>Правильный ответ под номером: B</w:t>
       </w:r>
     </w:p>
     <w:p>
@@ -13660,7 +13660,7 @@
         <w:ind w:left="567"/>
       </w:pPr>
       <w:r>
-        <w:t>D) Сорбит (троостит) закалки;</w:t>
+        <w:t>D) Сорбит отпуска;</w:t>
       </w:r>
     </w:p>
     <w:p>
@@ -13831,7 +13831,64 @@
         <w:ind w:left="567"/>
       </w:pPr>
       <w:r>
-        <w:t>D) Не нормируется, если руки сухие;</w:t>
+        <w:t>D) Не нормируется (без прикосновение);</w:t>
+      </w:r>
+    </w:p>
+    <w:p>
+      <w:pPr>
+        <w:spacing w:after="80" w:before="0"/>
+        <w:ind w:left="0"/>
+      </w:pPr>
+      <w:r>
+        <w:rPr>
+          <w:b/>
+        </w:rPr>
+        <w:t>Правильный ответ под номером: D</w:t>
+      </w:r>
+    </w:p>
+    <w:p>
+      <w:pPr>
+        <w:spacing w:after="0" w:before="40"/>
+        <w:ind w:left="0"/>
+      </w:pPr>
+      <w:r>
+        <w:t>13. Что такое межоперационный припуск?</w:t>
+      </w:r>
+    </w:p>
+    <w:p>
+      <w:pPr>
+        <w:spacing w:after="0" w:before="0"/>
+        <w:ind w:left="567"/>
+      </w:pPr>
+      <w:r>
+        <w:t>A) Припуск удаляемый за одну операцию;</w:t>
+      </w:r>
+    </w:p>
+    <w:p>
+      <w:pPr>
+        <w:spacing w:after="0" w:before="0"/>
+        <w:ind w:left="567"/>
+      </w:pPr>
+      <w:r>
+        <w:t>B) Припуск на термообработку;</w:t>
+      </w:r>
+    </w:p>
+    <w:p>
+      <w:pPr>
+        <w:spacing w:after="0" w:before="0"/>
+        <w:ind w:left="567"/>
+      </w:pPr>
+      <w:r>
+        <w:t>C) Разность размеров заготовки и готовой детали;</w:t>
+      </w:r>
+    </w:p>
+    <w:p>
+      <w:pPr>
+        <w:spacing w:after="0" w:before="0"/>
+        <w:ind w:left="567"/>
+      </w:pPr>
+      <w:r>
+        <w:t>D) Допуск на обработку;</w:t>
       </w:r>
     </w:p>
     <w:p>
@@ -13852,43 +13909,43 @@
         <w:ind w:left="0"/>
       </w:pPr>
       <w:r>
-        <w:t>13. Что такое межоперационный припуск?</w:t>
-      </w:r>
-    </w:p>
-    <w:p>
-      <w:pPr>
-        <w:spacing w:after="0" w:before="0"/>
-        <w:ind w:left="567"/>
-      </w:pPr>
-      <w:r>
-        <w:t>A) Припуск удаляемый за одну операцию;</w:t>
-      </w:r>
-    </w:p>
-    <w:p>
-      <w:pPr>
-        <w:spacing w:after="0" w:before="0"/>
-        <w:ind w:left="567"/>
-      </w:pPr>
-      <w:r>
-        <w:t>B) Припуск на термообработку;</w:t>
-      </w:r>
-    </w:p>
-    <w:p>
-      <w:pPr>
-        <w:spacing w:after="0" w:before="0"/>
-        <w:ind w:left="567"/>
-      </w:pPr>
-      <w:r>
-        <w:t>C) Разность размеров заготовки и готовой детали;</w:t>
-      </w:r>
-    </w:p>
-    <w:p>
-      <w:pPr>
-        <w:spacing w:after="0" w:before="0"/>
-        <w:ind w:left="567"/>
-      </w:pPr>
-      <w:r>
-        <w:t>D) Допуск на обработку;</w:t>
+        <w:t>14. Согласно ГОСТ 2789, какова шероховатость поверхности после чернового точения?</w:t>
+      </w:r>
+    </w:p>
+    <w:p>
+      <w:pPr>
+        <w:spacing w:after="0" w:before="0"/>
+        <w:ind w:left="567"/>
+      </w:pPr>
+      <w:r>
+        <w:t>A) Ra 0,8 - Ra 1,6;</w:t>
+      </w:r>
+    </w:p>
+    <w:p>
+      <w:pPr>
+        <w:spacing w:after="0" w:before="0"/>
+        <w:ind w:left="567"/>
+      </w:pPr>
+      <w:r>
+        <w:t>B) Ra 0,1 - Ra 0,4;</w:t>
+      </w:r>
+    </w:p>
+    <w:p>
+      <w:pPr>
+        <w:spacing w:after="0" w:before="0"/>
+        <w:ind w:left="567"/>
+      </w:pPr>
+      <w:r>
+        <w:t>C) Ra 3,2 - Ra 12,5;</w:t>
+      </w:r>
+    </w:p>
+    <w:p>
+      <w:pPr>
+        <w:spacing w:after="0" w:before="0"/>
+        <w:ind w:left="567"/>
+      </w:pPr>
+      <w:r>
+        <w:t>D) Ra 25 - Ra 50;</w:t>
       </w:r>
     </w:p>
     <w:p>
@@ -13901,63 +13958,6 @@
           <w:b/>
         </w:rPr>
         <w:t>Правильный ответ под номером: C</w:t>
-      </w:r>
-    </w:p>
-    <w:p>
-      <w:pPr>
-        <w:spacing w:after="0" w:before="40"/>
-        <w:ind w:left="0"/>
-      </w:pPr>
-      <w:r>
-        <w:t>14. Согласно ГОСТ 2789, какова шероховатость поверхности после чернового точения?</w:t>
-      </w:r>
-    </w:p>
-    <w:p>
-      <w:pPr>
-        <w:spacing w:after="0" w:before="0"/>
-        <w:ind w:left="567"/>
-      </w:pPr>
-      <w:r>
-        <w:t>A) Ra 0,8 - Ra 1,6;</w:t>
-      </w:r>
-    </w:p>
-    <w:p>
-      <w:pPr>
-        <w:spacing w:after="0" w:before="0"/>
-        <w:ind w:left="567"/>
-      </w:pPr>
-      <w:r>
-        <w:t>B) Ra 0,1 - Ra 0,4;</w:t>
-      </w:r>
-    </w:p>
-    <w:p>
-      <w:pPr>
-        <w:spacing w:after="0" w:before="0"/>
-        <w:ind w:left="567"/>
-      </w:pPr>
-      <w:r>
-        <w:t>C) Ra 25 - Ra 50;</w:t>
-      </w:r>
-    </w:p>
-    <w:p>
-      <w:pPr>
-        <w:spacing w:after="0" w:before="0"/>
-        <w:ind w:left="567"/>
-      </w:pPr>
-      <w:r>
-        <w:t>D) Ra 3,2 - Ra 12,5;</w:t>
-      </w:r>
-    </w:p>
-    <w:p>
-      <w:pPr>
-        <w:spacing w:after="80" w:before="0"/>
-        <w:ind w:left="0"/>
-      </w:pPr>
-      <w:r>
-        <w:rPr>
-          <w:b/>
-        </w:rPr>
-        <w:t>Правильный ответ под номером: D</w:t>
       </w:r>
     </w:p>
     <w:p>
@@ -16855,43 +16855,100 @@
         <w:ind w:left="0"/>
       </w:pPr>
       <w:r>
-        <w:t>5. Согласно ПОТ ЭЭ, в каких случаях допускается приближение к токоведущим частям на расстояние менее 0,8 м в электроустановках до 1000 В?</w:t>
-      </w:r>
-    </w:p>
-    <w:p>
-      <w:pPr>
-        <w:spacing w:after="0" w:before="0"/>
-        <w:ind w:left="567"/>
-      </w:pPr>
-      <w:r>
-        <w:t>A) При наличии диэлектрических перчаток;</w:t>
-      </w:r>
-    </w:p>
-    <w:p>
-      <w:pPr>
-        <w:spacing w:after="0" w:before="0"/>
-        <w:ind w:left="567"/>
-      </w:pPr>
-      <w:r>
-        <w:t>B) При отключении напряжения;</w:t>
-      </w:r>
-    </w:p>
-    <w:p>
-      <w:pPr>
-        <w:spacing w:after="0" w:before="0"/>
-        <w:ind w:left="567"/>
-      </w:pPr>
-      <w:r>
-        <w:t>C) При использовании инструмента с изолированными ручками;</w:t>
-      </w:r>
-    </w:p>
-    <w:p>
-      <w:pPr>
-        <w:spacing w:after="0" w:before="0"/>
-        <w:ind w:left="567"/>
-      </w:pPr>
-      <w:r>
-        <w:t>D) При наличии наряда-допуска;</w:t>
+        <w:t>5. Согласно ПОТ ЭЭ, каково минимальное расстояние от токоведущих частей до человека без применения электрозащитных средств в электроустановках до 1000 В?</w:t>
+      </w:r>
+    </w:p>
+    <w:p>
+      <w:pPr>
+        <w:spacing w:after="0" w:before="0"/>
+        <w:ind w:left="567"/>
+      </w:pPr>
+      <w:r>
+        <w:t>A)0,2 м</w:t>
+      </w:r>
+    </w:p>
+    <w:p>
+      <w:pPr>
+        <w:spacing w:after="0" w:before="0"/>
+        <w:ind w:left="567"/>
+      </w:pPr>
+      <w:r>
+        <w:t>B)0,6 м</w:t>
+      </w:r>
+    </w:p>
+    <w:p>
+      <w:pPr>
+        <w:spacing w:after="0" w:before="0"/>
+        <w:ind w:left="567"/>
+      </w:pPr>
+      <w:r>
+        <w:t>C)0,8 м</w:t>
+      </w:r>
+    </w:p>
+    <w:p>
+      <w:pPr>
+        <w:spacing w:after="0" w:before="0"/>
+        <w:ind w:left="567"/>
+      </w:pPr>
+      <w:r>
+        <w:t>D)Не нормируется (без прикосновение)</w:t>
+      </w:r>
+    </w:p>
+    <w:p>
+      <w:pPr>
+        <w:spacing w:after="80" w:before="0"/>
+        <w:ind w:left="0"/>
+      </w:pPr>
+      <w:r>
+        <w:rPr>
+          <w:b/>
+        </w:rPr>
+        <w:t>Правильный ответ под номером: D</w:t>
+      </w:r>
+    </w:p>
+    <w:p>
+      <w:pPr>
+        <w:spacing w:after="0" w:before="40"/>
+        <w:ind w:left="0"/>
+      </w:pPr>
+      <w:r>
+        <w:t>6. Какой инструментальный материал на основе карбида вольфрама и кобальта применяется для черновой обработки?</w:t>
+      </w:r>
+    </w:p>
+    <w:p>
+      <w:pPr>
+        <w:spacing w:after="0" w:before="0"/>
+        <w:ind w:left="567"/>
+      </w:pPr>
+      <w:r>
+        <w:t>A) Твёрдый сплав ВК8;</w:t>
+      </w:r>
+    </w:p>
+    <w:p>
+      <w:pPr>
+        <w:spacing w:after="0" w:before="0"/>
+        <w:ind w:left="567"/>
+      </w:pPr>
+      <w:r>
+        <w:t>B) Быстрорежущая сталь Р6М5;</w:t>
+      </w:r>
+    </w:p>
+    <w:p>
+      <w:pPr>
+        <w:spacing w:after="0" w:before="0"/>
+        <w:ind w:left="567"/>
+      </w:pPr>
+      <w:r>
+        <w:t>C) Углеродистая сталь У10;</w:t>
+      </w:r>
+    </w:p>
+    <w:p>
+      <w:pPr>
+        <w:spacing w:after="0" w:before="0"/>
+        <w:ind w:left="567"/>
+      </w:pPr>
+      <w:r>
+        <w:t>D) Шлифовальный круг;</w:t>
       </w:r>
     </w:p>
     <w:p>
@@ -16912,63 +16969,6 @@
         <w:ind w:left="0"/>
       </w:pPr>
       <w:r>
-        <w:t>6. Какой инструментальный материал на основе карбида вольфрама и кобальта применяется для черновой обработки?</w:t>
-      </w:r>
-    </w:p>
-    <w:p>
-      <w:pPr>
-        <w:spacing w:after="0" w:before="0"/>
-        <w:ind w:left="567"/>
-      </w:pPr>
-      <w:r>
-        <w:t>A) Твёрдый сплав ВК8;</w:t>
-      </w:r>
-    </w:p>
-    <w:p>
-      <w:pPr>
-        <w:spacing w:after="0" w:before="0"/>
-        <w:ind w:left="567"/>
-      </w:pPr>
-      <w:r>
-        <w:t>B) Быстрорежущая сталь Р6М5;</w:t>
-      </w:r>
-    </w:p>
-    <w:p>
-      <w:pPr>
-        <w:spacing w:after="0" w:before="0"/>
-        <w:ind w:left="567"/>
-      </w:pPr>
-      <w:r>
-        <w:t>C) Углеродистая сталь У10;</w:t>
-      </w:r>
-    </w:p>
-    <w:p>
-      <w:pPr>
-        <w:spacing w:after="0" w:before="0"/>
-        <w:ind w:left="567"/>
-      </w:pPr>
-      <w:r>
-        <w:t>D) Шлифовальный круг;</w:t>
-      </w:r>
-    </w:p>
-    <w:p>
-      <w:pPr>
-        <w:spacing w:after="80" w:before="0"/>
-        <w:ind w:left="0"/>
-      </w:pPr>
-      <w:r>
-        <w:rPr>
-          <w:b/>
-        </w:rPr>
-        <w:t>Правильный ответ под номером: A</w:t>
-      </w:r>
-    </w:p>
-    <w:p>
-      <w:pPr>
-        <w:spacing w:after="0" w:before="40"/>
-        <w:ind w:left="0"/>
-      </w:pPr>
-      <w:r>
         <w:t>7. Какой метод обработки обеспечивает точность по 6-му квалитету и шероховатость Ra 0,4?</w:t>
       </w:r>
     </w:p>
@@ -17053,16 +17053,16 @@
         <w:ind w:left="567"/>
       </w:pPr>
       <w:r>
-        <w:t>C) Измерение потребляемой мощности;</w:t>
-      </w:r>
-    </w:p>
-    <w:p>
-      <w:pPr>
-        <w:spacing w:after="0" w:before="0"/>
-        <w:ind w:left="567"/>
-      </w:pPr>
-      <w:r>
-        <w:t>D) Защита от токов короткого замыкания и перегрузки;</w:t>
+        <w:t>C) Защита от токов короткого замыкания и перегрузки;</w:t>
+      </w:r>
+    </w:p>
+    <w:p>
+      <w:pPr>
+        <w:spacing w:after="0" w:before="0"/>
+        <w:ind w:left="567"/>
+      </w:pPr>
+      <w:r>
+        <w:t>D) Измерение потребляемой мощности;</w:t>
       </w:r>
     </w:p>
     <w:p>
@@ -17074,7 +17074,7 @@
         <w:rPr>
           <w:b/>
         </w:rPr>
-        <w:t>Правильный ответ под номером: D</w:t>
+        <w:t>Правильный ответ под номером: C</w:t>
       </w:r>
     </w:p>
     <w:p>

--- a/Оператор автоматических и полуавтоматических станков и линий станков/повышения квалификации 15474 Оператор станков/105. ПО_КПК_ФОС_Оператор станков_4_разр.docx
+++ b/Оператор автоматических и полуавтоматических станков и линий станков/повышения квалификации 15474 Оператор станков/105. ПО_КПК_ФОС_Оператор станков_4_разр.docx
@@ -13831,7 +13831,7 @@
         <w:ind w:left="567"/>
       </w:pPr>
       <w:r>
-        <w:t>D) Не нормируется (без прикосновение);</w:t>
+        <w:t>D) Не нормируется (без прикосновения);</w:t>
       </w:r>
     </w:p>
     <w:p>
@@ -16891,7 +16891,7 @@
         <w:ind w:left="567"/>
       </w:pPr>
       <w:r>
-        <w:t>D)Не нормируется (без прикосновение)</w:t>
+        <w:t>D)Не нормируется (без прикосновения)</w:t>
       </w:r>
     </w:p>
     <w:p>
